--- a/public/template/7. QD Phê duyệt KQLCNT Thẩm tra.docx
+++ b/public/template/7. QD Phê duyệt KQLCNT Thẩm tra.docx
@@ -1608,12 +1608,77 @@
       </w:r>
       <w:r>
         <w:rPr>
+          <w:rFonts w:hint="default" w:ascii="Times New Roman"/>
+          <w:b/>
+          <w:bCs/>
+          <w:spacing w:val="-8"/>
+          <w:sz w:val="28"/>
+          <w:szCs w:val="28"/>
+          <w:highlight w:val="yellow"/>
+          <w:lang w:val="vi-VN"/>
+        </w:rPr>
+        <w:t>{</w:t>
+      </w:r>
+      <w:r>
+        <w:rPr>
+          <w:rFonts w:hint="default" w:ascii="Times New Roman"/>
+          <w:b/>
+          <w:bCs/>
+          <w:spacing w:val="-8"/>
+          <w:sz w:val="28"/>
+          <w:szCs w:val="28"/>
+          <w:highlight w:val="yellow"/>
+          <w:lang w:val="en-US"/>
+        </w:rPr>
+        <w:t>T</w:t>
+      </w:r>
+      <w:r>
+        <w:rPr>
+          <w:rFonts w:hint="default"/>
+          <w:b/>
+          <w:bCs/>
+          <w:spacing w:val="-8"/>
+          <w:sz w:val="28"/>
+          <w:szCs w:val="28"/>
+          <w:highlight w:val="yellow"/>
+          <w:lang w:val="en-US"/>
+        </w:rPr>
+        <w:t>T</w:t>
+      </w:r>
+      <w:r>
+        <w:rPr>
+          <w:rFonts w:hint="default" w:ascii="Times New Roman"/>
+          <w:b/>
+          <w:bCs/>
+          <w:spacing w:val="-8"/>
+          <w:sz w:val="28"/>
+          <w:szCs w:val="28"/>
+          <w:highlight w:val="yellow"/>
+          <w:lang w:val="en-US"/>
+        </w:rPr>
+        <w:t>_bid_package.successful_bidder.name</w:t>
+      </w:r>
+      <w:r>
+        <w:rPr>
+          <w:rFonts w:hint="default" w:ascii="Times New Roman"/>
+          <w:b/>
+          <w:bCs/>
+          <w:spacing w:val="-8"/>
+          <w:sz w:val="28"/>
+          <w:szCs w:val="28"/>
+          <w:highlight w:val="yellow"/>
+          <w:lang w:val="vi-VN"/>
+        </w:rPr>
+        <w:t>}</w:t>
+      </w:r>
+      <w:r>
+        <w:rPr>
           <w:rFonts w:ascii="Times New Roman" w:hAnsi="Times New Roman"/>
           <w:spacing w:val="-10"/>
           <w:sz w:val="28"/>
           <w:szCs w:val="28"/>
         </w:rPr>
-        <w:t>Công ty TNHH Xây dựng Tổng hợp Toàn Thịnh;</w:t>
+        <w:t>;</w:t>
       </w:r>
     </w:p>
     <w:p>
@@ -1637,7 +1702,85 @@
           <w:sz w:val="28"/>
           <w:szCs w:val="28"/>
         </w:rPr>
-        <w:t>+ Địa chỉ: Số 93/14 đường đường Lưu Hữu Phước, phường Rạch Dừa, Thành phố Hồ Chí Minh</w:t>
+        <w:t xml:space="preserve">+ Địa chỉ: </w:t>
+      </w:r>
+      <w:r>
+        <w:rPr>
+          <w:rFonts w:hint="default" w:ascii="Times New Roman"/>
+          <w:b w:val="0"/>
+          <w:bCs w:val="0"/>
+          <w:spacing w:val="-8"/>
+          <w:sz w:val="28"/>
+          <w:szCs w:val="28"/>
+          <w:highlight w:val="yellow"/>
+          <w:lang w:val="vi-VN"/>
+        </w:rPr>
+        <w:t>{</w:t>
+      </w:r>
+      <w:r>
+        <w:rPr>
+          <w:rFonts w:hint="default" w:ascii="Times New Roman"/>
+          <w:b w:val="0"/>
+          <w:bCs w:val="0"/>
+          <w:spacing w:val="-8"/>
+          <w:sz w:val="28"/>
+          <w:szCs w:val="28"/>
+          <w:highlight w:val="yellow"/>
+          <w:lang w:val="en-US"/>
+        </w:rPr>
+        <w:t>T</w:t>
+      </w:r>
+      <w:r>
+        <w:rPr>
+          <w:rFonts w:hint="default"/>
+          <w:b w:val="0"/>
+          <w:bCs w:val="0"/>
+          <w:spacing w:val="-8"/>
+          <w:sz w:val="28"/>
+          <w:szCs w:val="28"/>
+          <w:highlight w:val="yellow"/>
+          <w:lang w:val="en-US"/>
+        </w:rPr>
+        <w:t>T</w:t>
+      </w:r>
+      <w:r>
+        <w:rPr>
+          <w:rFonts w:hint="default" w:ascii="Times New Roman"/>
+          <w:b w:val="0"/>
+          <w:bCs w:val="0"/>
+          <w:spacing w:val="-8"/>
+          <w:sz w:val="28"/>
+          <w:szCs w:val="28"/>
+          <w:highlight w:val="yellow"/>
+          <w:lang w:val="en-US"/>
+        </w:rPr>
+        <w:t>_bid_package.successful_bidder.</w:t>
+      </w:r>
+      <w:r>
+        <w:rPr>
+          <w:rFonts w:hint="default"/>
+          <w:b w:val="0"/>
+          <w:bCs w:val="0"/>
+          <w:spacing w:val="-8"/>
+          <w:sz w:val="28"/>
+          <w:szCs w:val="28"/>
+          <w:highlight w:val="yellow"/>
+          <w:lang w:val="en-US"/>
+        </w:rPr>
+        <w:t>address</w:t>
+      </w:r>
+      <w:r>
+        <w:rPr>
+          <w:rFonts w:hint="default" w:ascii="Times New Roman"/>
+          <w:b w:val="0"/>
+          <w:bCs w:val="0"/>
+          <w:spacing w:val="-8"/>
+          <w:sz w:val="28"/>
+          <w:szCs w:val="28"/>
+          <w:highlight w:val="yellow"/>
+          <w:lang w:val="vi-VN"/>
+        </w:rPr>
+        <w:t>}</w:t>
       </w:r>
       <w:r>
         <w:rPr>
@@ -1648,7 +1791,7 @@
           <w:szCs w:val="28"/>
           <w:lang w:val="en-GB"/>
         </w:rPr>
-        <w:t>, Việt Nam;</w:t>
+        <w:t>;</w:t>
       </w:r>
     </w:p>
     <w:p>
@@ -1687,13 +1830,78 @@
       </w:r>
       <w:r>
         <w:rPr>
-          <w:rFonts w:ascii="Times New Roman" w:hAnsi="Times New Roman"/>
-          <w:b w:val="0"/>
-          <w:bCs/>
-          <w:sz w:val="28"/>
-          <w:szCs w:val="28"/>
-        </w:rPr>
-        <w:t>Hồ Bá Toàn;</w:t>
+          <w:rFonts w:hint="default" w:ascii="Times New Roman"/>
+          <w:b w:val="0"/>
+          <w:bCs w:val="0"/>
+          <w:spacing w:val="-8"/>
+          <w:sz w:val="28"/>
+          <w:szCs w:val="28"/>
+          <w:highlight w:val="yellow"/>
+          <w:lang w:val="vi-VN"/>
+        </w:rPr>
+        <w:t>{</w:t>
+      </w:r>
+      <w:r>
+        <w:rPr>
+          <w:rFonts w:hint="default"/>
+          <w:b w:val="0"/>
+          <w:bCs w:val="0"/>
+          <w:spacing w:val="-8"/>
+          <w:sz w:val="28"/>
+          <w:szCs w:val="28"/>
+          <w:highlight w:val="yellow"/>
+          <w:lang w:val="en-US"/>
+        </w:rPr>
+        <w:t>TT</w:t>
+      </w:r>
+      <w:r>
+        <w:rPr>
+          <w:rFonts w:hint="default" w:ascii="Times New Roman"/>
+          <w:b w:val="0"/>
+          <w:bCs w:val="0"/>
+          <w:spacing w:val="-8"/>
+          <w:sz w:val="28"/>
+          <w:szCs w:val="28"/>
+          <w:highlight w:val="yellow"/>
+          <w:lang w:val="en-US"/>
+        </w:rPr>
+        <w:t>_bid_package.successful_bidder.</w:t>
+      </w:r>
+      <w:r>
+        <w:rPr>
+          <w:rFonts w:hint="default"/>
+          <w:b w:val="0"/>
+          <w:bCs w:val="0"/>
+          <w:spacing w:val="-8"/>
+          <w:sz w:val="28"/>
+          <w:szCs w:val="28"/>
+          <w:highlight w:val="yellow"/>
+          <w:lang w:val="en-US"/>
+        </w:rPr>
+        <w:t>representative_name</w:t>
+      </w:r>
+      <w:r>
+        <w:rPr>
+          <w:rFonts w:hint="default" w:ascii="Times New Roman"/>
+          <w:b w:val="0"/>
+          <w:bCs w:val="0"/>
+          <w:spacing w:val="-8"/>
+          <w:sz w:val="28"/>
+          <w:szCs w:val="28"/>
+          <w:highlight w:val="yellow"/>
+          <w:lang w:val="vi-VN"/>
+        </w:rPr>
+        <w:t>}</w:t>
+      </w:r>
+      <w:r>
+        <w:rPr>
+          <w:rFonts w:ascii="Times New Roman" w:hAnsi="Times New Roman"/>
+          <w:b w:val="0"/>
+          <w:bCs/>
+          <w:sz w:val="28"/>
+          <w:szCs w:val="28"/>
+        </w:rPr>
+        <w:t>;</w:t>
       </w:r>
       <w:r>
         <w:rPr>
@@ -1733,7 +1941,82 @@
           <w:sz w:val="28"/>
           <w:szCs w:val="28"/>
         </w:rPr>
-        <w:t xml:space="preserve"> Chức vụ: Giám đốc; </w:t>
+        <w:t xml:space="preserve"> Chức vụ: </w:t>
+      </w:r>
+      <w:r>
+        <w:rPr>
+          <w:rFonts w:hint="default" w:ascii="Times New Roman"/>
+          <w:b w:val="0"/>
+          <w:bCs w:val="0"/>
+          <w:spacing w:val="-8"/>
+          <w:sz w:val="28"/>
+          <w:szCs w:val="28"/>
+          <w:highlight w:val="yellow"/>
+          <w:lang w:val="vi-VN"/>
+        </w:rPr>
+        <w:t>{</w:t>
+      </w:r>
+      <w:r>
+        <w:rPr>
+          <w:rFonts w:hint="default"/>
+          <w:b w:val="0"/>
+          <w:bCs w:val="0"/>
+          <w:spacing w:val="-8"/>
+          <w:sz w:val="28"/>
+          <w:szCs w:val="28"/>
+          <w:highlight w:val="yellow"/>
+          <w:lang w:val="en-US"/>
+        </w:rPr>
+        <w:t>TT</w:t>
+      </w:r>
+      <w:r>
+        <w:rPr>
+          <w:rFonts w:hint="default" w:ascii="Times New Roman"/>
+          <w:b w:val="0"/>
+          <w:bCs w:val="0"/>
+          <w:spacing w:val="-8"/>
+          <w:sz w:val="28"/>
+          <w:szCs w:val="28"/>
+          <w:highlight w:val="yellow"/>
+          <w:lang w:val="en-US"/>
+        </w:rPr>
+        <w:t>_bid_package.successful_bidder.</w:t>
+      </w:r>
+      <w:r>
+        <w:rPr>
+          <w:rFonts w:hint="default"/>
+          <w:b w:val="0"/>
+          <w:bCs w:val="0"/>
+          <w:spacing w:val="-8"/>
+          <w:sz w:val="28"/>
+          <w:szCs w:val="28"/>
+          <w:highlight w:val="yellow"/>
+          <w:lang w:val="en-US"/>
+        </w:rPr>
+        <w:t>representative_position</w:t>
+      </w:r>
+      <w:r>
+        <w:rPr>
+          <w:rFonts w:hint="default" w:ascii="Times New Roman"/>
+          <w:b w:val="0"/>
+          <w:bCs w:val="0"/>
+          <w:spacing w:val="-8"/>
+          <w:sz w:val="28"/>
+          <w:szCs w:val="28"/>
+          <w:highlight w:val="yellow"/>
+          <w:lang w:val="vi-VN"/>
+        </w:rPr>
+        <w:t>}</w:t>
+      </w:r>
+      <w:r>
+        <w:rPr>
+          <w:rFonts w:ascii="Times New Roman" w:hAnsi="Times New Roman"/>
+          <w:b w:val="0"/>
+          <w:bCs/>
+          <w:sz w:val="28"/>
+          <w:szCs w:val="28"/>
+        </w:rPr>
+        <w:t xml:space="preserve">; </w:t>
       </w:r>
     </w:p>
     <w:p>
@@ -1761,14 +2044,68 @@
       </w:r>
       <w:r>
         <w:rPr>
-          <w:rFonts w:ascii="Times New Roman" w:hAnsi="Times New Roman"/>
-          <w:b w:val="0"/>
-          <w:bCs/>
-          <w:sz w:val="28"/>
-          <w:szCs w:val="28"/>
+          <w:rFonts w:hint="default" w:ascii="Times New Roman"/>
+          <w:b w:val="0"/>
+          <w:bCs w:val="0"/>
+          <w:spacing w:val="-8"/>
+          <w:sz w:val="28"/>
+          <w:szCs w:val="28"/>
+          <w:highlight w:val="yellow"/>
           <w:lang w:val="vi-VN"/>
         </w:rPr>
-        <w:t>0908645579</w:t>
+        <w:t>{</w:t>
+      </w:r>
+      <w:r>
+        <w:rPr>
+          <w:rFonts w:hint="default"/>
+          <w:b w:val="0"/>
+          <w:bCs w:val="0"/>
+          <w:spacing w:val="-8"/>
+          <w:sz w:val="28"/>
+          <w:szCs w:val="28"/>
+          <w:highlight w:val="yellow"/>
+          <w:lang w:val="en-US"/>
+        </w:rPr>
+        <w:t>TT</w:t>
+      </w:r>
+      <w:r>
+        <w:rPr>
+          <w:rFonts w:hint="default" w:ascii="Times New Roman"/>
+          <w:b w:val="0"/>
+          <w:bCs w:val="0"/>
+          <w:spacing w:val="-8"/>
+          <w:sz w:val="28"/>
+          <w:szCs w:val="28"/>
+          <w:highlight w:val="yellow"/>
+          <w:lang w:val="en-US"/>
+        </w:rPr>
+        <w:t>_bid_package.successful_bidder.</w:t>
+      </w:r>
+      <w:r>
+        <w:rPr>
+          <w:rFonts w:hint="default"/>
+          <w:b w:val="0"/>
+          <w:bCs w:val="0"/>
+          <w:spacing w:val="-8"/>
+          <w:sz w:val="28"/>
+          <w:szCs w:val="28"/>
+          <w:highlight w:val="yellow"/>
+          <w:lang w:val="en-US"/>
+        </w:rPr>
+        <w:t>phone_number</w:t>
+      </w:r>
+      <w:r>
+        <w:rPr>
+          <w:rFonts w:hint="default" w:ascii="Times New Roman"/>
+          <w:b w:val="0"/>
+          <w:bCs w:val="0"/>
+          <w:spacing w:val="-8"/>
+          <w:sz w:val="28"/>
+          <w:szCs w:val="28"/>
+          <w:highlight w:val="yellow"/>
+          <w:lang w:val="vi-VN"/>
+        </w:rPr>
+        <w:t>}</w:t>
       </w:r>
       <w:r>
         <w:rPr>
@@ -1806,14 +2143,57 @@
       </w:r>
       <w:r>
         <w:rPr>
-          <w:rFonts w:ascii="Times New Roman" w:hAnsi="Times New Roman"/>
-          <w:b w:val="0"/>
-          <w:bCs/>
-          <w:sz w:val="28"/>
-          <w:szCs w:val="28"/>
+          <w:rFonts w:hint="default" w:ascii="Times New Roman"/>
+          <w:b w:val="0"/>
+          <w:bCs w:val="0"/>
+          <w:spacing w:val="-8"/>
+          <w:sz w:val="28"/>
+          <w:szCs w:val="28"/>
+          <w:highlight w:val="yellow"/>
           <w:lang w:val="vi-VN"/>
         </w:rPr>
-        <w:t>3502375745</w:t>
+        <w:t>{</w:t>
+      </w:r>
+      <w:r>
+        <w:rPr>
+          <w:rFonts w:hint="default"/>
+          <w:b w:val="0"/>
+          <w:bCs w:val="0"/>
+          <w:spacing w:val="-8"/>
+          <w:sz w:val="28"/>
+          <w:szCs w:val="28"/>
+          <w:highlight w:val="yellow"/>
+          <w:lang w:val="en-US"/>
+        </w:rPr>
+        <w:t>TT</w:t>
+      </w:r>
+      <w:r>
+        <w:rPr>
+          <w:rFonts w:hint="default" w:ascii="Times New Roman"/>
+          <w:b w:val="0"/>
+          <w:bCs w:val="0"/>
+          <w:spacing w:val="-8"/>
+          <w:sz w:val="28"/>
+          <w:szCs w:val="28"/>
+          <w:highlight w:val="yellow"/>
+          <w:lang w:val="en-US"/>
+        </w:rPr>
+        <w:t>_bid_package.successful_bidder.tax_id</w:t>
+      </w:r>
+      <w:bookmarkStart w:id="2" w:name="_GoBack"/>
+      <w:bookmarkEnd w:id="2"/>
+      <w:r>
+        <w:rPr>
+          <w:rFonts w:hint="default" w:ascii="Times New Roman"/>
+          <w:b w:val="0"/>
+          <w:bCs w:val="0"/>
+          <w:spacing w:val="-8"/>
+          <w:sz w:val="28"/>
+          <w:szCs w:val="28"/>
+          <w:highlight w:val="yellow"/>
+          <w:lang w:val="vi-VN"/>
+        </w:rPr>
+        <w:t>}</w:t>
       </w:r>
       <w:r>
         <w:rPr>
@@ -1847,7 +2227,82 @@
           <w:sz w:val="28"/>
           <w:szCs w:val="28"/>
         </w:rPr>
-        <w:t>+ Tài khoản: 000000255265 tại Ngân hàng TMCP Việt Nam Thương Tín - CN Bà Rịa - Vũng Tàu.</w:t>
+        <w:t xml:space="preserve">+ Tài khoản: </w:t>
+      </w:r>
+      <w:r>
+        <w:rPr>
+          <w:rFonts w:hint="default" w:ascii="Times New Roman"/>
+          <w:b w:val="0"/>
+          <w:bCs w:val="0"/>
+          <w:spacing w:val="-8"/>
+          <w:sz w:val="28"/>
+          <w:szCs w:val="28"/>
+          <w:highlight w:val="yellow"/>
+          <w:lang w:val="vi-VN"/>
+        </w:rPr>
+        <w:t>{</w:t>
+      </w:r>
+      <w:r>
+        <w:rPr>
+          <w:rFonts w:hint="default"/>
+          <w:b w:val="0"/>
+          <w:bCs w:val="0"/>
+          <w:spacing w:val="-8"/>
+          <w:sz w:val="28"/>
+          <w:szCs w:val="28"/>
+          <w:highlight w:val="yellow"/>
+          <w:lang w:val="en-US"/>
+        </w:rPr>
+        <w:t>TT</w:t>
+      </w:r>
+      <w:r>
+        <w:rPr>
+          <w:rFonts w:hint="default" w:ascii="Times New Roman"/>
+          <w:b w:val="0"/>
+          <w:bCs w:val="0"/>
+          <w:spacing w:val="-8"/>
+          <w:sz w:val="28"/>
+          <w:szCs w:val="28"/>
+          <w:highlight w:val="yellow"/>
+          <w:lang w:val="en-US"/>
+        </w:rPr>
+        <w:t>_bid_package.successful_bidder.</w:t>
+      </w:r>
+      <w:r>
+        <w:rPr>
+          <w:rFonts w:hint="default"/>
+          <w:b w:val="0"/>
+          <w:bCs w:val="0"/>
+          <w:spacing w:val="-8"/>
+          <w:sz w:val="28"/>
+          <w:szCs w:val="28"/>
+          <w:highlight w:val="yellow"/>
+          <w:lang w:val="en-US"/>
+        </w:rPr>
+        <w:t>bank_account</w:t>
+      </w:r>
+      <w:r>
+        <w:rPr>
+          <w:rFonts w:hint="default" w:ascii="Times New Roman"/>
+          <w:b w:val="0"/>
+          <w:bCs w:val="0"/>
+          <w:spacing w:val="-8"/>
+          <w:sz w:val="28"/>
+          <w:szCs w:val="28"/>
+          <w:highlight w:val="yellow"/>
+          <w:lang w:val="vi-VN"/>
+        </w:rPr>
+        <w:t>}</w:t>
+      </w:r>
+      <w:r>
+        <w:rPr>
+          <w:rFonts w:ascii="Times New Roman" w:hAnsi="Times New Roman"/>
+          <w:b w:val="0"/>
+          <w:bCs/>
+          <w:sz w:val="28"/>
+          <w:szCs w:val="28"/>
+        </w:rPr>
+        <w:t>.</w:t>
       </w:r>
     </w:p>
     <w:p>
@@ -2059,7 +2514,6 @@
         </w:rPr>
         <w:t>{bid_packages[0].duration}</w:t>
       </w:r>
-      <w:bookmarkStart w:id="2" w:name="_GoBack"/>
       <w:r>
         <w:rPr>
           <w:rFonts w:ascii="Times New Roman" w:hAnsi="Times New Roman"/>
@@ -2071,7 +2525,6 @@
         </w:rPr>
         <w:t>.</w:t>
       </w:r>
-      <w:bookmarkEnd w:id="2"/>
     </w:p>
     <w:p>
       <w:pPr>
@@ -2745,7 +3198,7 @@
     <w:lsdException w:unhideWhenUsed="0" w:uiPriority="0" w:semiHidden="0" w:name="footnote text"/>
     <w:lsdException w:unhideWhenUsed="0" w:uiPriority="0" w:semiHidden="0" w:name="annotation text"/>
     <w:lsdException w:unhideWhenUsed="0" w:uiPriority="0" w:semiHidden="0" w:name="header"/>
-    <w:lsdException w:unhideWhenUsed="0" w:uiPriority="0" w:semiHidden="0" w:name="footer"/>
+    <w:lsdException w:qFormat="1" w:unhideWhenUsed="0" w:uiPriority="0" w:semiHidden="0" w:name="footer"/>
     <w:lsdException w:unhideWhenUsed="0" w:uiPriority="0" w:semiHidden="0" w:name="index heading"/>
     <w:lsdException w:qFormat="1" w:uiPriority="0" w:name="caption"/>
     <w:lsdException w:unhideWhenUsed="0" w:uiPriority="0" w:semiHidden="0" w:name="table of figures"/>
@@ -2754,7 +3207,7 @@
     <w:lsdException w:unhideWhenUsed="0" w:uiPriority="0" w:semiHidden="0" w:name="footnote reference"/>
     <w:lsdException w:unhideWhenUsed="0" w:uiPriority="0" w:semiHidden="0" w:name="annotation reference"/>
     <w:lsdException w:unhideWhenUsed="0" w:uiPriority="0" w:semiHidden="0" w:name="line number"/>
-    <w:lsdException w:unhideWhenUsed="0" w:uiPriority="0" w:semiHidden="0" w:name="page number"/>
+    <w:lsdException w:qFormat="1" w:unhideWhenUsed="0" w:uiPriority="0" w:semiHidden="0" w:name="page number"/>
     <w:lsdException w:unhideWhenUsed="0" w:uiPriority="0" w:semiHidden="0" w:name="endnote reference"/>
     <w:lsdException w:unhideWhenUsed="0" w:uiPriority="0" w:semiHidden="0" w:name="endnote text"/>
     <w:lsdException w:unhideWhenUsed="0" w:uiPriority="0" w:semiHidden="0" w:name="table of authorities"/>
@@ -2778,9 +3231,9 @@
     <w:lsdException w:qFormat="1" w:unhideWhenUsed="0" w:uiPriority="0" w:semiHidden="0" w:name="Title"/>
     <w:lsdException w:unhideWhenUsed="0" w:uiPriority="0" w:semiHidden="0" w:name="Closing"/>
     <w:lsdException w:unhideWhenUsed="0" w:uiPriority="0" w:semiHidden="0" w:name="Signature"/>
-    <w:lsdException w:unhideWhenUsed="0" w:uiPriority="0" w:name="Default Paragraph Font"/>
-    <w:lsdException w:unhideWhenUsed="0" w:uiPriority="0" w:semiHidden="0" w:name="Body Text"/>
-    <w:lsdException w:unhideWhenUsed="0" w:uiPriority="0" w:semiHidden="0" w:name="Body Text Indent"/>
+    <w:lsdException w:qFormat="1" w:unhideWhenUsed="0" w:uiPriority="0" w:name="Default Paragraph Font"/>
+    <w:lsdException w:qFormat="1" w:unhideWhenUsed="0" w:uiPriority="0" w:semiHidden="0" w:name="Body Text"/>
+    <w:lsdException w:qFormat="1" w:unhideWhenUsed="0" w:uiPriority="0" w:semiHidden="0" w:name="Body Text Indent"/>
     <w:lsdException w:unhideWhenUsed="0" w:uiPriority="0" w:semiHidden="0" w:name="List Continue"/>
     <w:lsdException w:unhideWhenUsed="0" w:uiPriority="0" w:semiHidden="0" w:name="List Continue 2"/>
     <w:lsdException w:unhideWhenUsed="0" w:uiPriority="0" w:semiHidden="0" w:name="List Continue 3"/>
@@ -2795,10 +3248,10 @@
     <w:lsdException w:unhideWhenUsed="0" w:uiPriority="0" w:semiHidden="0" w:name="Note Heading"/>
     <w:lsdException w:unhideWhenUsed="0" w:uiPriority="0" w:semiHidden="0" w:name="Body Text 2"/>
     <w:lsdException w:unhideWhenUsed="0" w:uiPriority="0" w:semiHidden="0" w:name="Body Text 3"/>
-    <w:lsdException w:unhideWhenUsed="0" w:uiPriority="0" w:semiHidden="0" w:name="Body Text Indent 2"/>
+    <w:lsdException w:qFormat="1" w:unhideWhenUsed="0" w:uiPriority="0" w:semiHidden="0" w:name="Body Text Indent 2"/>
     <w:lsdException w:unhideWhenUsed="0" w:uiPriority="0" w:semiHidden="0" w:name="Body Text Indent 3"/>
     <w:lsdException w:unhideWhenUsed="0" w:uiPriority="0" w:semiHidden="0" w:name="Block Text"/>
-    <w:lsdException w:unhideWhenUsed="0" w:uiPriority="0" w:semiHidden="0" w:name="Hyperlink"/>
+    <w:lsdException w:qFormat="1" w:unhideWhenUsed="0" w:uiPriority="0" w:semiHidden="0" w:name="Hyperlink"/>
     <w:lsdException w:unhideWhenUsed="0" w:uiPriority="0" w:semiHidden="0" w:name="FollowedHyperlink"/>
     <w:lsdException w:qFormat="1" w:unhideWhenUsed="0" w:uiPriority="0" w:semiHidden="0" w:name="Strong"/>
     <w:lsdException w:qFormat="1" w:unhideWhenUsed="0" w:uiPriority="0" w:semiHidden="0" w:name="Emphasis"/>
@@ -2816,7 +3269,7 @@
     <w:lsdException w:unhideWhenUsed="0" w:uiPriority="0" w:semiHidden="0" w:name="HTML Sample"/>
     <w:lsdException w:unhideWhenUsed="0" w:uiPriority="0" w:semiHidden="0" w:name="HTML Typewriter"/>
     <w:lsdException w:unhideWhenUsed="0" w:uiPriority="0" w:semiHidden="0" w:name="HTML Variable"/>
-    <w:lsdException w:unhideWhenUsed="0" w:uiPriority="0" w:name="Normal Table"/>
+    <w:lsdException w:qFormat="1" w:unhideWhenUsed="0" w:uiPriority="0" w:name="Normal Table"/>
     <w:lsdException w:unhideWhenUsed="0" w:uiPriority="0" w:semiHidden="0" w:name="annotation subject"/>
     <w:lsdException w:unhideWhenUsed="0" w:uiPriority="0" w:semiHidden="0" w:name="Table Simple 1"/>
     <w:lsdException w:unhideWhenUsed="0" w:uiPriority="0" w:semiHidden="0" w:name="Table Simple 2"/>
@@ -2860,8 +3313,8 @@
     <w:lsdException w:unhideWhenUsed="0" w:uiPriority="0" w:semiHidden="0" w:name="Table Web 1"/>
     <w:lsdException w:unhideWhenUsed="0" w:uiPriority="0" w:semiHidden="0" w:name="Table Web 2"/>
     <w:lsdException w:unhideWhenUsed="0" w:uiPriority="0" w:semiHidden="0" w:name="Table Web 3"/>
-    <w:lsdException w:unhideWhenUsed="0" w:uiPriority="0" w:name="Balloon Text"/>
-    <w:lsdException w:unhideWhenUsed="0" w:uiPriority="0" w:semiHidden="0" w:name="Table Grid"/>
+    <w:lsdException w:qFormat="1" w:unhideWhenUsed="0" w:uiPriority="0" w:name="Balloon Text"/>
+    <w:lsdException w:qFormat="1" w:unhideWhenUsed="0" w:uiPriority="0" w:semiHidden="0" w:name="Table Grid"/>
     <w:lsdException w:unhideWhenUsed="0" w:uiPriority="0" w:semiHidden="0" w:name="Table Theme"/>
     <w:lsdException w:unhideWhenUsed="0" w:uiPriority="60" w:semiHidden="0" w:name="Light Shading"/>
     <w:lsdException w:unhideWhenUsed="0" w:uiPriority="61" w:semiHidden="0" w:name="Light List"/>
@@ -3032,11 +3485,13 @@
     <w:name w:val="Default Paragraph Font"/>
     <w:link w:val="6"/>
     <w:semiHidden/>
+    <w:qFormat/>
     <w:uiPriority w:val="0"/>
   </w:style>
   <w:style w:type="table" w:default="1" w:styleId="7">
     <w:name w:val="Normal Table"/>
     <w:semiHidden/>
+    <w:qFormat/>
     <w:uiPriority w:val="0"/>
     <w:tblPr>
       <w:tblCellMar>
@@ -3051,6 +3506,7 @@
     <w:name w:val="_Style 24"/>
     <w:basedOn w:val="1"/>
     <w:link w:val="5"/>
+    <w:qFormat/>
     <w:uiPriority w:val="0"/>
     <w:pPr>
       <w:widowControl w:val="0"/>
@@ -3067,6 +3523,7 @@
     <w:name w:val="Balloon Text"/>
     <w:basedOn w:val="1"/>
     <w:semiHidden/>
+    <w:qFormat/>
     <w:uiPriority w:val="0"/>
     <w:rPr>
       <w:rFonts w:ascii="Tahoma" w:hAnsi="Tahoma" w:cs="Tahoma"/>
@@ -3077,6 +3534,7 @@
   <w:style w:type="paragraph" w:styleId="9">
     <w:name w:val="Body Text"/>
     <w:basedOn w:val="1"/>
+    <w:qFormat/>
     <w:uiPriority w:val="0"/>
     <w:pPr>
       <w:spacing w:line="380" w:lineRule="exact"/>
@@ -3090,6 +3548,7 @@
   <w:style w:type="paragraph" w:styleId="10">
     <w:name w:val="Body Text Indent"/>
     <w:basedOn w:val="1"/>
+    <w:qFormat/>
     <w:uiPriority w:val="0"/>
     <w:pPr>
       <w:spacing w:line="380" w:lineRule="exact"/>
@@ -3104,6 +3563,7 @@
   <w:style w:type="paragraph" w:styleId="11">
     <w:name w:val="Body Text Indent 2"/>
     <w:basedOn w:val="1"/>
+    <w:qFormat/>
     <w:uiPriority w:val="0"/>
     <w:pPr>
       <w:spacing w:before="120"/>
@@ -3133,6 +3593,7 @@
   <w:style w:type="paragraph" w:styleId="13">
     <w:name w:val="footer"/>
     <w:basedOn w:val="1"/>
+    <w:qFormat/>
     <w:uiPriority w:val="0"/>
     <w:pPr>
       <w:tabs>
@@ -3154,6 +3615,7 @@
   </w:style>
   <w:style w:type="character" w:styleId="15">
     <w:name w:val="Hyperlink"/>
+    <w:qFormat/>
     <w:uiPriority w:val="0"/>
     <w:rPr>
       <w:color w:val="0563C1"/>
@@ -3163,11 +3625,13 @@
   <w:style w:type="character" w:styleId="16">
     <w:name w:val="page number"/>
     <w:basedOn w:val="5"/>
+    <w:qFormat/>
     <w:uiPriority w:val="0"/>
   </w:style>
   <w:style w:type="table" w:styleId="17">
     <w:name w:val="Table Grid"/>
     <w:basedOn w:val="7"/>
+    <w:qFormat/>
     <w:uiPriority w:val="0"/>
     <w:tblPr>
       <w:tblBorders>
@@ -3198,6 +3662,7 @@
   </w:style>
   <w:style w:type="paragraph" w:customStyle="1" w:styleId="19">
     <w:name w:val="Default Paragraph Font Para Char Char Char Char Char"/>
+    <w:qFormat/>
     <w:uiPriority w:val="0"/>
     <w:pPr>
       <w:tabs>
@@ -3216,6 +3681,7 @@
     <w:name w:val="1"/>
     <w:basedOn w:val="1"/>
     <w:link w:val="21"/>
+    <w:qFormat/>
     <w:uiPriority w:val="0"/>
     <w:pPr>
       <w:autoSpaceDE w:val="0"/>
@@ -3235,6 +3701,7 @@
   <w:style w:type="character" w:customStyle="1" w:styleId="21">
     <w:name w:val="1.Tiêu đề Char Char"/>
     <w:link w:val="20"/>
+    <w:qFormat/>
     <w:uiPriority w:val="0"/>
     <w:rPr>
       <w:b/>

--- a/public/template/7. QD Phê duyệt KQLCNT Thẩm tra.docx
+++ b/public/template/7. QD Phê duyệt KQLCNT Thẩm tra.docx
@@ -1656,7 +1656,7 @@
           <w:highlight w:val="yellow"/>
           <w:lang w:val="en-US"/>
         </w:rPr>
-        <w:t>_bid_package.successful_bidder.name</w:t>
+        <w:t>_bp.succ_bidder.name</w:t>
       </w:r>
       <w:r>
         <w:rPr>
@@ -1754,7 +1754,7 @@
           <w:highlight w:val="yellow"/>
           <w:lang w:val="en-US"/>
         </w:rPr>
-        <w:t>_bid_package.successful_bidder.</w:t>
+        <w:t>_bp.succ_bidder.</w:t>
       </w:r>
       <w:r>
         <w:rPr>
@@ -1865,7 +1865,7 @@
           <w:highlight w:val="yellow"/>
           <w:lang w:val="en-US"/>
         </w:rPr>
-        <w:t>_bid_package.successful_bidder.</w:t>
+        <w:t>_bp.succ_bidder.</w:t>
       </w:r>
       <w:r>
         <w:rPr>
@@ -1878,7 +1878,7 @@
           <w:highlight w:val="yellow"/>
           <w:lang w:val="en-US"/>
         </w:rPr>
-        <w:t>representative_name</w:t>
+        <w:t>rep_name</w:t>
       </w:r>
       <w:r>
         <w:rPr>
@@ -1980,7 +1980,7 @@
           <w:highlight w:val="yellow"/>
           <w:lang w:val="en-US"/>
         </w:rPr>
-        <w:t>_bid_package.successful_bidder.</w:t>
+        <w:t>_bp.succ_bidder.</w:t>
       </w:r>
       <w:r>
         <w:rPr>
@@ -1993,7 +1993,7 @@
           <w:highlight w:val="yellow"/>
           <w:lang w:val="en-US"/>
         </w:rPr>
-        <w:t>representative_position</w:t>
+        <w:t>rep_position</w:t>
       </w:r>
       <w:r>
         <w:rPr>
@@ -2079,7 +2079,7 @@
           <w:highlight w:val="yellow"/>
           <w:lang w:val="en-US"/>
         </w:rPr>
-        <w:t>_bid_package.successful_bidder.</w:t>
+        <w:t>_bp.succ_bidder.</w:t>
       </w:r>
       <w:r>
         <w:rPr>
@@ -2178,10 +2178,8 @@
           <w:highlight w:val="yellow"/>
           <w:lang w:val="en-US"/>
         </w:rPr>
-        <w:t>_bid_package.successful_bidder.tax_id</w:t>
-      </w:r>
-      <w:bookmarkStart w:id="2" w:name="_GoBack"/>
-      <w:bookmarkEnd w:id="2"/>
+        <w:t>_bp.succ_bidder.tax_id</w:t>
+      </w:r>
       <w:r>
         <w:rPr>
           <w:rFonts w:hint="default" w:ascii="Times New Roman"/>
@@ -2266,7 +2264,7 @@
           <w:highlight w:val="yellow"/>
           <w:lang w:val="en-US"/>
         </w:rPr>
-        <w:t>_bid_package.successful_bidder.</w:t>
+        <w:t>_bp.succ_bidder.</w:t>
       </w:r>
       <w:r>
         <w:rPr>
@@ -2512,7 +2510,21 @@
           <w:highlight w:val="yellow"/>
           <w:lang w:val="en-US"/>
         </w:rPr>
-        <w:t>{bid_packages[0].duration}</w:t>
+        <w:t>{bid_package</w:t>
+      </w:r>
+      <w:bookmarkStart w:id="2" w:name="_GoBack"/>
+      <w:bookmarkEnd w:id="2"/>
+      <w:r>
+        <w:rPr>
+          <w:rFonts w:hint="default" w:ascii="Times New Roman" w:hAnsi="Times New Roman"/>
+          <w:b w:val="0"/>
+          <w:bCs/>
+          <w:sz w:val="28"/>
+          <w:szCs w:val="28"/>
+          <w:highlight w:val="yellow"/>
+          <w:lang w:val="en-US"/>
+        </w:rPr>
+        <w:t>s[0].duration}</w:t>
       </w:r>
       <w:r>
         <w:rPr>
@@ -3197,7 +3209,7 @@
     <w:lsdException w:unhideWhenUsed="0" w:uiPriority="0" w:semiHidden="0" w:name="Normal Indent"/>
     <w:lsdException w:unhideWhenUsed="0" w:uiPriority="0" w:semiHidden="0" w:name="footnote text"/>
     <w:lsdException w:unhideWhenUsed="0" w:uiPriority="0" w:semiHidden="0" w:name="annotation text"/>
-    <w:lsdException w:unhideWhenUsed="0" w:uiPriority="0" w:semiHidden="0" w:name="header"/>
+    <w:lsdException w:qFormat="1" w:unhideWhenUsed="0" w:uiPriority="0" w:semiHidden="0" w:name="header"/>
     <w:lsdException w:qFormat="1" w:unhideWhenUsed="0" w:uiPriority="0" w:semiHidden="0" w:name="footer"/>
     <w:lsdException w:unhideWhenUsed="0" w:uiPriority="0" w:semiHidden="0" w:name="index heading"/>
     <w:lsdException w:qFormat="1" w:uiPriority="0" w:name="caption"/>
@@ -3249,7 +3261,7 @@
     <w:lsdException w:unhideWhenUsed="0" w:uiPriority="0" w:semiHidden="0" w:name="Body Text 2"/>
     <w:lsdException w:unhideWhenUsed="0" w:uiPriority="0" w:semiHidden="0" w:name="Body Text 3"/>
     <w:lsdException w:qFormat="1" w:unhideWhenUsed="0" w:uiPriority="0" w:semiHidden="0" w:name="Body Text Indent 2"/>
-    <w:lsdException w:unhideWhenUsed="0" w:uiPriority="0" w:semiHidden="0" w:name="Body Text Indent 3"/>
+    <w:lsdException w:qFormat="1" w:unhideWhenUsed="0" w:uiPriority="0" w:semiHidden="0" w:name="Body Text Indent 3"/>
     <w:lsdException w:unhideWhenUsed="0" w:uiPriority="0" w:semiHidden="0" w:name="Block Text"/>
     <w:lsdException w:qFormat="1" w:unhideWhenUsed="0" w:uiPriority="0" w:semiHidden="0" w:name="Hyperlink"/>
     <w:lsdException w:unhideWhenUsed="0" w:uiPriority="0" w:semiHidden="0" w:name="FollowedHyperlink"/>
@@ -3579,6 +3591,7 @@
   <w:style w:type="paragraph" w:styleId="12">
     <w:name w:val="Body Text Indent 3"/>
     <w:basedOn w:val="1"/>
+    <w:qFormat/>
     <w:uiPriority w:val="0"/>
     <w:pPr>
       <w:spacing w:line="380" w:lineRule="exact"/>
@@ -3605,6 +3618,7 @@
   <w:style w:type="paragraph" w:styleId="14">
     <w:name w:val="header"/>
     <w:basedOn w:val="1"/>
+    <w:qFormat/>
     <w:uiPriority w:val="0"/>
     <w:pPr>
       <w:tabs>
@@ -3649,6 +3663,7 @@
     <w:basedOn w:val="1"/>
     <w:next w:val="1"/>
     <w:semiHidden/>
+    <w:qFormat/>
     <w:uiPriority w:val="0"/>
     <w:pPr>
       <w:spacing w:before="120" w:after="120" w:line="312" w:lineRule="auto"/>
